--- a/docs/word/04-SOP.docx
+++ b/docs/word/04-SOP.docx
@@ -4,61 +4,74 @@
   <w:body>
     <w:p>
       <w:pPr>
-        <w:pStyle w:val="Heading1"/>
-      </w:pPr>
-      <w:r>
-        <w:rPr>
-          <w:rFonts w:ascii="Prompt" w:cs="Prompt" w:eastAsia="Prompt" w:hAnsi="Prompt"/>
+        <w:spacing w:after="0" w:before="1800"/>
+        <w:jc w:val="center"/>
+      </w:pPr>
+      <w:r>
+        <w:rPr>
+          <w:rFonts w:ascii="Prompt" w:cs="Prompt" w:eastAsia="Prompt" w:hAnsi="Prompt"/>
+          <w:b/>
+          <w:bCs/>
+          <w:color w:val="0C447C"/>
+          <w:sz w:val="28"/>
+          <w:szCs w:val="28"/>
+        </w:rPr>
+        <w:t xml:space="preserve">WS-Sale-App</w:t>
+      </w:r>
+    </w:p>
+    <w:p>
+      <w:pPr>
+        <w:spacing w:after="0"/>
+        <w:jc w:val="center"/>
+      </w:pPr>
+      <w:r>
+        <w:rPr>
+          <w:rFonts w:ascii="Prompt" w:cs="Prompt" w:eastAsia="Prompt" w:hAnsi="Prompt"/>
+          <w:color w:val="BA7517"/>
+          <w:sz w:val="20"/>
+          <w:szCs w:val="20"/>
+        </w:rPr>
+        <w:t xml:space="preserve">World Fert Co., Ltd.</w:t>
+      </w:r>
+    </w:p>
+    <w:p>
+      <w:pPr>
+        <w:pBdr>
+          <w:bottom w:val="single" w:color="1F3864" w:sz="18" w:space="6"/>
+        </w:pBdr>
+        <w:spacing w:after="120" w:before="240"/>
+        <w:jc w:val="center"/>
+      </w:pPr>
+      <w:r>
+        <w:rPr>
+          <w:rFonts w:ascii="Prompt" w:cs="Prompt" w:eastAsia="Prompt" w:hAnsi="Prompt"/>
+          <w:b/>
+          <w:bCs/>
+          <w:color w:val="1F3864"/>
+          <w:sz w:val="40"/>
+          <w:szCs w:val="40"/>
         </w:rPr>
         <w:t xml:space="preserve">04 — ขั้นตอนปฏิบัติงานมาตรฐาน (Standard Operating Procedures · SOP)</w:t>
       </w:r>
     </w:p>
     <w:p>
       <w:pPr>
-        <w:pBdr>
-          <w:left w:val="single" w:color="2E75B6" w:sz="12" w:space="8"/>
-        </w:pBdr>
-        <w:spacing w:after="60"/>
-        <w:ind w:left="360"/>
-      </w:pPr>
-      <w:r>
-        <w:rPr>
-          <w:rFonts w:ascii="Prompt" w:cs="Prompt" w:eastAsia="Prompt" w:hAnsi="Prompt"/>
-          <w:color w:val="444444"/>
-        </w:rPr>
-        <w:t xml:space="preserve">สำหรับระบบบริหารคุณภาพ ISO 9001 · WS-Sale-App · build v4.2.17</w:t>
-      </w:r>
-    </w:p>
-    <w:p>
-      <w:pPr>
-        <w:pBdr>
-          <w:left w:val="single" w:color="2E75B6" w:sz="12" w:space="8"/>
-        </w:pBdr>
-        <w:spacing w:after="60"/>
-        <w:ind w:left="360"/>
-      </w:pPr>
-      <w:r>
-        <w:rPr>
-          <w:rFonts w:ascii="Prompt" w:cs="Prompt" w:eastAsia="Prompt" w:hAnsi="Prompt"/>
-          <w:color w:val="444444"/>
-        </w:rPr>
-        <w:t xml:space="preserve">เอกสารควบคุม — แก้ไขต้องผ่านผู้อนุมัติและขึ้นเวอร์ชันใหม่</w:t>
-      </w:r>
-    </w:p>
-    <w:p>
-      <w:pPr>
-        <w:pStyle w:val="Heading2"/>
-      </w:pPr>
-      <w:r>
-        <w:rPr>
-          <w:rFonts w:ascii="Prompt" w:cs="Prompt" w:eastAsia="Prompt" w:hAnsi="Prompt"/>
-        </w:rPr>
-        <w:t xml:space="preserve">ข้อมูลควบคุมเอกสาร (Document Control)</w:t>
+        <w:spacing w:after="600" w:before="120"/>
+        <w:jc w:val="center"/>
+      </w:pPr>
+      <w:r>
+        <w:rPr>
+          <w:rFonts w:ascii="Prompt" w:cs="Prompt" w:eastAsia="Prompt" w:hAnsi="Prompt"/>
+          <w:color w:val="8A8A8A"/>
+          <w:sz w:val="18"/>
+          <w:szCs w:val="18"/>
+        </w:rPr>
+        <w:t xml:space="preserve">Enterprise Production Documentation · Confidential</w:t>
       </w:r>
     </w:p>
     <w:tbl>
       <w:tblPr>
-        <w:tblW w:type="dxa" w:w="9360"/>
+        <w:tblW w:type="dxa" w:w="9468"/>
         <w:tblBorders>
           <w:top w:val="single" w:color="auto" w:sz="4"/>
           <w:left w:val="single" w:color="auto" w:sz="4"/>
@@ -69,8 +82,8 @@
         </w:tblBorders>
       </w:tblPr>
       <w:tblGrid>
-        <w:gridCol w:w="4680"/>
-        <w:gridCol w:w="4680"/>
+        <w:gridCol w:w="4734"/>
+        <w:gridCol w:w="4734"/>
       </w:tblGrid>
       <w:tr>
         <w:trPr>
@@ -78,7 +91,7 @@
         </w:trPr>
         <w:tc>
           <w:tcPr>
-            <w:tcW w:type="dxa" w:w="4680"/>
+            <w:tcW w:type="dxa" w:w="4734"/>
             <w:tcBorders>
               <w:top w:val="single" w:color="C9D3E0" w:sz="1"/>
               <w:left w:val="single" w:color="C9D3E0" w:sz="1"/>
@@ -88,12 +101,16 @@
             <w:shd w:fill="1F3864" w:val="clear"/>
             <w:tcMar>
               <w:top w:type="dxa" w:w="40"/>
-              <w:left w:type="dxa" w:w="80"/>
+              <w:left w:type="dxa" w:w="90"/>
               <w:bottom w:type="dxa" w:w="40"/>
-              <w:right w:type="dxa" w:w="80"/>
+              <w:right w:type="dxa" w:w="90"/>
             </w:tcMar>
+            <w:vAlign w:val="center"/>
           </w:tcPr>
           <w:p>
+            <w:pPr>
+              <w:spacing w:after="0" w:line="252"/>
+            </w:pPr>
             <w:r>
               <w:rPr>
                 <w:rFonts w:ascii="Prompt" w:cs="Prompt" w:eastAsia="Prompt" w:hAnsi="Prompt"/>
@@ -109,7 +126,7 @@
         </w:tc>
         <w:tc>
           <w:tcPr>
-            <w:tcW w:type="dxa" w:w="4680"/>
+            <w:tcW w:type="dxa" w:w="4734"/>
             <w:tcBorders>
               <w:top w:val="single" w:color="C9D3E0" w:sz="1"/>
               <w:left w:val="single" w:color="C9D3E0" w:sz="1"/>
@@ -119,12 +136,16 @@
             <w:shd w:fill="1F3864" w:val="clear"/>
             <w:tcMar>
               <w:top w:type="dxa" w:w="40"/>
-              <w:left w:type="dxa" w:w="80"/>
+              <w:left w:type="dxa" w:w="90"/>
               <w:bottom w:type="dxa" w:w="40"/>
-              <w:right w:type="dxa" w:w="80"/>
+              <w:right w:type="dxa" w:w="90"/>
             </w:tcMar>
+            <w:vAlign w:val="center"/>
           </w:tcPr>
           <w:p>
+            <w:pPr>
+              <w:spacing w:after="0" w:line="252"/>
+            </w:pPr>
             <w:r>
               <w:rPr>
                 <w:rFonts w:ascii="Prompt" w:cs="Prompt" w:eastAsia="Prompt" w:hAnsi="Prompt"/>
@@ -142,7 +163,7 @@
       <w:tr>
         <w:tc>
           <w:tcPr>
-            <w:tcW w:type="dxa" w:w="4680"/>
+            <w:tcW w:type="dxa" w:w="4734"/>
             <w:tcBorders>
               <w:top w:val="single" w:color="C9D3E0" w:sz="1"/>
               <w:left w:val="single" w:color="C9D3E0" w:sz="1"/>
@@ -152,15 +173,20 @@
             <w:shd w:fill="FFFFFF" w:val="clear"/>
             <w:tcMar>
               <w:top w:type="dxa" w:w="40"/>
-              <w:left w:type="dxa" w:w="80"/>
+              <w:left w:type="dxa" w:w="90"/>
               <w:bottom w:type="dxa" w:w="40"/>
-              <w:right w:type="dxa" w:w="80"/>
+              <w:right w:type="dxa" w:w="90"/>
             </w:tcMar>
+            <w:vAlign w:val="center"/>
           </w:tcPr>
           <w:p>
+            <w:pPr>
+              <w:spacing w:after="0" w:line="252"/>
+            </w:pPr>
             <w:r>
               <w:rPr>
                 <w:rFonts w:ascii="Prompt" w:cs="Prompt" w:eastAsia="Prompt" w:hAnsi="Prompt"/>
+                <w:color w:val="1A1A1A"/>
                 <w:sz w:val="18"/>
                 <w:szCs w:val="18"/>
               </w:rPr>
@@ -170,7 +196,7 @@
         </w:tc>
         <w:tc>
           <w:tcPr>
-            <w:tcW w:type="dxa" w:w="4680"/>
+            <w:tcW w:type="dxa" w:w="4734"/>
             <w:tcBorders>
               <w:top w:val="single" w:color="C9D3E0" w:sz="1"/>
               <w:left w:val="single" w:color="C9D3E0" w:sz="1"/>
@@ -180,15 +206,20 @@
             <w:shd w:fill="FFFFFF" w:val="clear"/>
             <w:tcMar>
               <w:top w:type="dxa" w:w="40"/>
-              <w:left w:type="dxa" w:w="80"/>
+              <w:left w:type="dxa" w:w="90"/>
               <w:bottom w:type="dxa" w:w="40"/>
-              <w:right w:type="dxa" w:w="80"/>
+              <w:right w:type="dxa" w:w="90"/>
             </w:tcMar>
+            <w:vAlign w:val="center"/>
           </w:tcPr>
           <w:p>
+            <w:pPr>
+              <w:spacing w:after="0" w:line="252"/>
+            </w:pPr>
             <w:r>
               <w:rPr>
                 <w:rFonts w:ascii="Prompt" w:cs="Prompt" w:eastAsia="Prompt" w:hAnsi="Prompt"/>
+                <w:color w:val="1A1A1A"/>
                 <w:sz w:val="18"/>
                 <w:szCs w:val="18"/>
               </w:rPr>
@@ -200,25 +231,30 @@
       <w:tr>
         <w:tc>
           <w:tcPr>
-            <w:tcW w:type="dxa" w:w="4680"/>
+            <w:tcW w:type="dxa" w:w="4734"/>
             <w:tcBorders>
               <w:top w:val="single" w:color="C9D3E0" w:sz="1"/>
               <w:left w:val="single" w:color="C9D3E0" w:sz="1"/>
               <w:bottom w:val="single" w:color="C9D3E0" w:sz="1"/>
               <w:right w:val="single" w:color="C9D3E0" w:sz="1"/>
             </w:tcBorders>
-            <w:shd w:fill="FFFFFF" w:val="clear"/>
+            <w:shd w:fill="F4F6FA" w:val="clear"/>
             <w:tcMar>
               <w:top w:type="dxa" w:w="40"/>
-              <w:left w:type="dxa" w:w="80"/>
+              <w:left w:type="dxa" w:w="90"/>
               <w:bottom w:type="dxa" w:w="40"/>
-              <w:right w:type="dxa" w:w="80"/>
+              <w:right w:type="dxa" w:w="90"/>
             </w:tcMar>
+            <w:vAlign w:val="center"/>
           </w:tcPr>
           <w:p>
+            <w:pPr>
+              <w:spacing w:after="0" w:line="252"/>
+            </w:pPr>
             <w:r>
               <w:rPr>
                 <w:rFonts w:ascii="Prompt" w:cs="Prompt" w:eastAsia="Prompt" w:hAnsi="Prompt"/>
+                <w:color w:val="1A1A1A"/>
                 <w:sz w:val="18"/>
                 <w:szCs w:val="18"/>
               </w:rPr>
@@ -228,25 +264,30 @@
         </w:tc>
         <w:tc>
           <w:tcPr>
-            <w:tcW w:type="dxa" w:w="4680"/>
+            <w:tcW w:type="dxa" w:w="4734"/>
             <w:tcBorders>
               <w:top w:val="single" w:color="C9D3E0" w:sz="1"/>
               <w:left w:val="single" w:color="C9D3E0" w:sz="1"/>
               <w:bottom w:val="single" w:color="C9D3E0" w:sz="1"/>
               <w:right w:val="single" w:color="C9D3E0" w:sz="1"/>
             </w:tcBorders>
-            <w:shd w:fill="FFFFFF" w:val="clear"/>
+            <w:shd w:fill="F4F6FA" w:val="clear"/>
             <w:tcMar>
               <w:top w:type="dxa" w:w="40"/>
-              <w:left w:type="dxa" w:w="80"/>
+              <w:left w:type="dxa" w:w="90"/>
               <w:bottom w:type="dxa" w:w="40"/>
-              <w:right w:type="dxa" w:w="80"/>
+              <w:right w:type="dxa" w:w="90"/>
             </w:tcMar>
+            <w:vAlign w:val="center"/>
           </w:tcPr>
           <w:p>
+            <w:pPr>
+              <w:spacing w:after="0" w:line="252"/>
+            </w:pPr>
             <w:r>
               <w:rPr>
                 <w:rFonts w:ascii="Prompt" w:cs="Prompt" w:eastAsia="Prompt" w:hAnsi="Prompt"/>
+                <w:color w:val="1A1A1A"/>
                 <w:sz w:val="18"/>
                 <w:szCs w:val="18"/>
               </w:rPr>
@@ -258,7 +299,7 @@
       <w:tr>
         <w:tc>
           <w:tcPr>
-            <w:tcW w:type="dxa" w:w="4680"/>
+            <w:tcW w:type="dxa" w:w="4734"/>
             <w:tcBorders>
               <w:top w:val="single" w:color="C9D3E0" w:sz="1"/>
               <w:left w:val="single" w:color="C9D3E0" w:sz="1"/>
@@ -268,15 +309,20 @@
             <w:shd w:fill="FFFFFF" w:val="clear"/>
             <w:tcMar>
               <w:top w:type="dxa" w:w="40"/>
-              <w:left w:type="dxa" w:w="80"/>
+              <w:left w:type="dxa" w:w="90"/>
               <w:bottom w:type="dxa" w:w="40"/>
-              <w:right w:type="dxa" w:w="80"/>
+              <w:right w:type="dxa" w:w="90"/>
             </w:tcMar>
+            <w:vAlign w:val="center"/>
           </w:tcPr>
           <w:p>
+            <w:pPr>
+              <w:spacing w:after="0" w:line="252"/>
+            </w:pPr>
             <w:r>
               <w:rPr>
                 <w:rFonts w:ascii="Prompt" w:cs="Prompt" w:eastAsia="Prompt" w:hAnsi="Prompt"/>
+                <w:color w:val="1A1A1A"/>
                 <w:sz w:val="18"/>
                 <w:szCs w:val="18"/>
               </w:rPr>
@@ -286,7 +332,7 @@
         </w:tc>
         <w:tc>
           <w:tcPr>
-            <w:tcW w:type="dxa" w:w="4680"/>
+            <w:tcW w:type="dxa" w:w="4734"/>
             <w:tcBorders>
               <w:top w:val="single" w:color="C9D3E0" w:sz="1"/>
               <w:left w:val="single" w:color="C9D3E0" w:sz="1"/>
@@ -296,15 +342,20 @@
             <w:shd w:fill="FFFFFF" w:val="clear"/>
             <w:tcMar>
               <w:top w:type="dxa" w:w="40"/>
-              <w:left w:type="dxa" w:w="80"/>
+              <w:left w:type="dxa" w:w="90"/>
               <w:bottom w:type="dxa" w:w="40"/>
-              <w:right w:type="dxa" w:w="80"/>
+              <w:right w:type="dxa" w:w="90"/>
             </w:tcMar>
+            <w:vAlign w:val="center"/>
           </w:tcPr>
           <w:p>
+            <w:pPr>
+              <w:spacing w:after="0" w:line="252"/>
+            </w:pPr>
             <w:r>
               <w:rPr>
                 <w:rFonts w:ascii="Prompt" w:cs="Prompt" w:eastAsia="Prompt" w:hAnsi="Prompt"/>
+                <w:color w:val="1A1A1A"/>
                 <w:sz w:val="18"/>
                 <w:szCs w:val="18"/>
               </w:rPr>
@@ -316,25 +367,30 @@
       <w:tr>
         <w:tc>
           <w:tcPr>
-            <w:tcW w:type="dxa" w:w="4680"/>
+            <w:tcW w:type="dxa" w:w="4734"/>
             <w:tcBorders>
               <w:top w:val="single" w:color="C9D3E0" w:sz="1"/>
               <w:left w:val="single" w:color="C9D3E0" w:sz="1"/>
               <w:bottom w:val="single" w:color="C9D3E0" w:sz="1"/>
               <w:right w:val="single" w:color="C9D3E0" w:sz="1"/>
             </w:tcBorders>
-            <w:shd w:fill="FFFFFF" w:val="clear"/>
+            <w:shd w:fill="F4F6FA" w:val="clear"/>
             <w:tcMar>
               <w:top w:type="dxa" w:w="40"/>
-              <w:left w:type="dxa" w:w="80"/>
+              <w:left w:type="dxa" w:w="90"/>
               <w:bottom w:type="dxa" w:w="40"/>
-              <w:right w:type="dxa" w:w="80"/>
+              <w:right w:type="dxa" w:w="90"/>
             </w:tcMar>
+            <w:vAlign w:val="center"/>
           </w:tcPr>
           <w:p>
+            <w:pPr>
+              <w:spacing w:after="0" w:line="252"/>
+            </w:pPr>
             <w:r>
               <w:rPr>
                 <w:rFonts w:ascii="Prompt" w:cs="Prompt" w:eastAsia="Prompt" w:hAnsi="Prompt"/>
+                <w:color w:val="1A1A1A"/>
                 <w:sz w:val="18"/>
                 <w:szCs w:val="18"/>
               </w:rPr>
@@ -344,25 +400,30 @@
         </w:tc>
         <w:tc>
           <w:tcPr>
-            <w:tcW w:type="dxa" w:w="4680"/>
+            <w:tcW w:type="dxa" w:w="4734"/>
             <w:tcBorders>
               <w:top w:val="single" w:color="C9D3E0" w:sz="1"/>
               <w:left w:val="single" w:color="C9D3E0" w:sz="1"/>
               <w:bottom w:val="single" w:color="C9D3E0" w:sz="1"/>
               <w:right w:val="single" w:color="C9D3E0" w:sz="1"/>
             </w:tcBorders>
-            <w:shd w:fill="FFFFFF" w:val="clear"/>
+            <w:shd w:fill="F4F6FA" w:val="clear"/>
             <w:tcMar>
               <w:top w:type="dxa" w:w="40"/>
-              <w:left w:type="dxa" w:w="80"/>
+              <w:left w:type="dxa" w:w="90"/>
               <w:bottom w:type="dxa" w:w="40"/>
-              <w:right w:type="dxa" w:w="80"/>
+              <w:right w:type="dxa" w:w="90"/>
             </w:tcMar>
+            <w:vAlign w:val="center"/>
           </w:tcPr>
           <w:p>
+            <w:pPr>
+              <w:spacing w:after="0" w:line="252"/>
+            </w:pPr>
             <w:r>
               <w:rPr>
                 <w:rFonts w:ascii="Prompt" w:cs="Prompt" w:eastAsia="Prompt" w:hAnsi="Prompt"/>
+                <w:color w:val="1A1A1A"/>
                 <w:sz w:val="18"/>
                 <w:szCs w:val="18"/>
               </w:rPr>
@@ -374,7 +435,7 @@
       <w:tr>
         <w:tc>
           <w:tcPr>
-            <w:tcW w:type="dxa" w:w="4680"/>
+            <w:tcW w:type="dxa" w:w="4734"/>
             <w:tcBorders>
               <w:top w:val="single" w:color="C9D3E0" w:sz="1"/>
               <w:left w:val="single" w:color="C9D3E0" w:sz="1"/>
@@ -384,15 +445,20 @@
             <w:shd w:fill="FFFFFF" w:val="clear"/>
             <w:tcMar>
               <w:top w:type="dxa" w:w="40"/>
-              <w:left w:type="dxa" w:w="80"/>
+              <w:left w:type="dxa" w:w="90"/>
               <w:bottom w:type="dxa" w:w="40"/>
-              <w:right w:type="dxa" w:w="80"/>
+              <w:right w:type="dxa" w:w="90"/>
             </w:tcMar>
+            <w:vAlign w:val="center"/>
           </w:tcPr>
           <w:p>
+            <w:pPr>
+              <w:spacing w:after="0" w:line="252"/>
+            </w:pPr>
             <w:r>
               <w:rPr>
                 <w:rFonts w:ascii="Prompt" w:cs="Prompt" w:eastAsia="Prompt" w:hAnsi="Prompt"/>
+                <w:color w:val="1A1A1A"/>
                 <w:sz w:val="18"/>
                 <w:szCs w:val="18"/>
               </w:rPr>
@@ -402,7 +468,7 @@
         </w:tc>
         <w:tc>
           <w:tcPr>
-            <w:tcW w:type="dxa" w:w="4680"/>
+            <w:tcW w:type="dxa" w:w="4734"/>
             <w:tcBorders>
               <w:top w:val="single" w:color="C9D3E0" w:sz="1"/>
               <w:left w:val="single" w:color="C9D3E0" w:sz="1"/>
@@ -412,15 +478,20 @@
             <w:shd w:fill="FFFFFF" w:val="clear"/>
             <w:tcMar>
               <w:top w:type="dxa" w:w="40"/>
-              <w:left w:type="dxa" w:w="80"/>
+              <w:left w:type="dxa" w:w="90"/>
               <w:bottom w:type="dxa" w:w="40"/>
-              <w:right w:type="dxa" w:w="80"/>
+              <w:right w:type="dxa" w:w="90"/>
             </w:tcMar>
+            <w:vAlign w:val="center"/>
           </w:tcPr>
           <w:p>
+            <w:pPr>
+              <w:spacing w:after="0" w:line="252"/>
+            </w:pPr>
             <w:r>
               <w:rPr>
                 <w:rFonts w:ascii="Prompt" w:cs="Prompt" w:eastAsia="Prompt" w:hAnsi="Prompt"/>
+                <w:color w:val="1A1A1A"/>
                 <w:sz w:val="18"/>
                 <w:szCs w:val="18"/>
               </w:rPr>
@@ -432,25 +503,30 @@
       <w:tr>
         <w:tc>
           <w:tcPr>
-            <w:tcW w:type="dxa" w:w="4680"/>
+            <w:tcW w:type="dxa" w:w="4734"/>
             <w:tcBorders>
               <w:top w:val="single" w:color="C9D3E0" w:sz="1"/>
               <w:left w:val="single" w:color="C9D3E0" w:sz="1"/>
               <w:bottom w:val="single" w:color="C9D3E0" w:sz="1"/>
               <w:right w:val="single" w:color="C9D3E0" w:sz="1"/>
             </w:tcBorders>
-            <w:shd w:fill="FFFFFF" w:val="clear"/>
+            <w:shd w:fill="F4F6FA" w:val="clear"/>
             <w:tcMar>
               <w:top w:type="dxa" w:w="40"/>
-              <w:left w:type="dxa" w:w="80"/>
+              <w:left w:type="dxa" w:w="90"/>
               <w:bottom w:type="dxa" w:w="40"/>
-              <w:right w:type="dxa" w:w="80"/>
+              <w:right w:type="dxa" w:w="90"/>
             </w:tcMar>
+            <w:vAlign w:val="center"/>
           </w:tcPr>
           <w:p>
+            <w:pPr>
+              <w:spacing w:after="0" w:line="252"/>
+            </w:pPr>
             <w:r>
               <w:rPr>
                 <w:rFonts w:ascii="Prompt" w:cs="Prompt" w:eastAsia="Prompt" w:hAnsi="Prompt"/>
+                <w:color w:val="1A1A1A"/>
                 <w:sz w:val="18"/>
                 <w:szCs w:val="18"/>
               </w:rPr>
@@ -460,25 +536,30 @@
         </w:tc>
         <w:tc>
           <w:tcPr>
-            <w:tcW w:type="dxa" w:w="4680"/>
+            <w:tcW w:type="dxa" w:w="4734"/>
             <w:tcBorders>
               <w:top w:val="single" w:color="C9D3E0" w:sz="1"/>
               <w:left w:val="single" w:color="C9D3E0" w:sz="1"/>
               <w:bottom w:val="single" w:color="C9D3E0" w:sz="1"/>
               <w:right w:val="single" w:color="C9D3E0" w:sz="1"/>
             </w:tcBorders>
-            <w:shd w:fill="FFFFFF" w:val="clear"/>
+            <w:shd w:fill="F4F6FA" w:val="clear"/>
             <w:tcMar>
               <w:top w:type="dxa" w:w="40"/>
-              <w:left w:type="dxa" w:w="80"/>
+              <w:left w:type="dxa" w:w="90"/>
               <w:bottom w:type="dxa" w:w="40"/>
-              <w:right w:type="dxa" w:w="80"/>
+              <w:right w:type="dxa" w:w="90"/>
             </w:tcMar>
+            <w:vAlign w:val="center"/>
           </w:tcPr>
           <w:p>
+            <w:pPr>
+              <w:spacing w:after="0" w:line="252"/>
+            </w:pPr>
             <w:r>
               <w:rPr>
                 <w:rFonts w:ascii="Prompt" w:cs="Prompt" w:eastAsia="Prompt" w:hAnsi="Prompt"/>
+                <w:color w:val="1A1A1A"/>
                 <w:sz w:val="18"/>
                 <w:szCs w:val="18"/>
               </w:rPr>
@@ -489,27 +570,114 @@
       </w:tr>
     </w:tbl>
     <w:p>
-      <w:pPr>
+      <w:r>
+        <w:br w:type="page"/>
+      </w:r>
+    </w:p>
+    <w:p>
+      <w:pPr>
+        <w:pStyle w:val="Heading1"/>
+        <w:spacing w:after="120"/>
+      </w:pPr>
+      <w:r>
+        <w:rPr>
+          <w:rFonts w:ascii="Prompt" w:cs="Prompt" w:eastAsia="Prompt" w:hAnsi="Prompt"/>
+          <w:b/>
+          <w:bCs/>
+          <w:color w:val="1F3864"/>
+          <w:sz w:val="30"/>
+          <w:szCs w:val="30"/>
+        </w:rPr>
+        <w:t xml:space="preserve">สารบัญ (Contents)</w:t>
+      </w:r>
+    </w:p>
+    <w:sdt>
+      <w:sdtPr>
+        <w:alias w:val="Contents"/>
+      </w:sdtPr>
+      <w:sdtContent>
+        <w:p>
+          <w:r>
+            <w:fldChar w:fldCharType="begin" w:dirty="true"/>
+            <w:instrText xml:space="preserve">TOC \h \o "1-3"</w:instrText>
+            <w:fldChar w:fldCharType="separate"/>
+          </w:r>
+        </w:p>
+        <w:p>
+          <w:r>
+            <w:fldChar w:fldCharType="end"/>
+          </w:r>
+        </w:p>
+      </w:sdtContent>
+    </w:sdt>
+    <w:p>
+      <w:r>
+        <w:br w:type="page"/>
+      </w:r>
+    </w:p>
+    <w:p>
+      <w:pPr>
+        <w:pBdr>
+          <w:left w:val="single" w:color="0C447C" w:sz="18" w:space="10"/>
+        </w:pBdr>
+        <w:shd w:fill="EEF3FA" w:val="clear"/>
         <w:spacing w:after="80"/>
-      </w:pPr>
-      <w:r>
-        <w:t xml:space="preserve"/>
+        <w:ind w:left="360"/>
+      </w:pPr>
+      <w:r>
+        <w:rPr>
+          <w:rFonts w:ascii="Prompt" w:cs="Prompt" w:eastAsia="Prompt" w:hAnsi="Prompt"/>
+          <w:color w:val="33425A"/>
+        </w:rPr>
+        <w:t xml:space="preserve">สำหรับระบบบริหารคุณภาพ ISO 9001 · WS-Sale-App · build v4.2.17</w:t>
+      </w:r>
+    </w:p>
+    <w:p>
+      <w:pPr>
+        <w:pBdr>
+          <w:left w:val="single" w:color="0C447C" w:sz="18" w:space="10"/>
+        </w:pBdr>
+        <w:shd w:fill="EEF3FA" w:val="clear"/>
+        <w:spacing w:after="80"/>
+        <w:ind w:left="360"/>
+      </w:pPr>
+      <w:r>
+        <w:rPr>
+          <w:rFonts w:ascii="Prompt" w:cs="Prompt" w:eastAsia="Prompt" w:hAnsi="Prompt"/>
+          <w:color w:val="33425A"/>
+        </w:rPr>
+        <w:t xml:space="preserve">เอกสารควบคุม — แก้ไขต้องผ่านผู้อนุมัติและขึ้นเวอร์ชันใหม่</w:t>
       </w:r>
     </w:p>
     <w:p>
       <w:pPr>
         <w:pStyle w:val="Heading2"/>
-      </w:pPr>
-      <w:r>
-        <w:rPr>
-          <w:rFonts w:ascii="Prompt" w:cs="Prompt" w:eastAsia="Prompt" w:hAnsi="Prompt"/>
+        <w:spacing w:after="120" w:before="220"/>
+      </w:pPr>
+      <w:r>
+        <w:rPr>
+          <w:rFonts w:ascii="Prompt" w:cs="Prompt" w:eastAsia="Prompt" w:hAnsi="Prompt"/>
+          <w:color w:val="0C447C"/>
+        </w:rPr>
+        <w:t xml:space="preserve">ข้อมูลควบคุมเอกสาร (Document Control)</w:t>
+      </w:r>
+    </w:p>
+    <w:p>
+      <w:pPr>
+        <w:pStyle w:val="Heading2"/>
+        <w:spacing w:after="120" w:before="220"/>
+      </w:pPr>
+      <w:r>
+        <w:rPr>
+          <w:rFonts w:ascii="Prompt" w:cs="Prompt" w:eastAsia="Prompt" w:hAnsi="Prompt"/>
+          <w:color w:val="0C447C"/>
         </w:rPr>
         <w:t xml:space="preserve">บันทึก/ประวัติการแก้ไข (Revision History)</w:t>
       </w:r>
     </w:p>
     <w:tbl>
       <w:tblPr>
-        <w:tblW w:type="dxa" w:w="9360"/>
+        <w:tblW w:type="dxa" w:w="9468"/>
         <w:tblBorders>
           <w:top w:val="single" w:color="auto" w:sz="4"/>
           <w:left w:val="single" w:color="auto" w:sz="4"/>
@@ -520,10 +688,10 @@
         </w:tblBorders>
       </w:tblPr>
       <w:tblGrid>
-        <w:gridCol w:w="2340"/>
-        <w:gridCol w:w="2340"/>
-        <w:gridCol w:w="2340"/>
-        <w:gridCol w:w="2340"/>
+        <w:gridCol w:w="2367"/>
+        <w:gridCol w:w="2367"/>
+        <w:gridCol w:w="2367"/>
+        <w:gridCol w:w="2367"/>
       </w:tblGrid>
       <w:tr>
         <w:trPr>
@@ -531,7 +699,7 @@
         </w:trPr>
         <w:tc>
           <w:tcPr>
-            <w:tcW w:type="dxa" w:w="2340"/>
+            <w:tcW w:type="dxa" w:w="2367"/>
             <w:tcBorders>
               <w:top w:val="single" w:color="C9D3E0" w:sz="1"/>
               <w:left w:val="single" w:color="C9D3E0" w:sz="1"/>
@@ -541,12 +709,16 @@
             <w:shd w:fill="1F3864" w:val="clear"/>
             <w:tcMar>
               <w:top w:type="dxa" w:w="40"/>
-              <w:left w:type="dxa" w:w="80"/>
+              <w:left w:type="dxa" w:w="90"/>
               <w:bottom w:type="dxa" w:w="40"/>
-              <w:right w:type="dxa" w:w="80"/>
+              <w:right w:type="dxa" w:w="90"/>
             </w:tcMar>
+            <w:vAlign w:val="center"/>
           </w:tcPr>
           <w:p>
+            <w:pPr>
+              <w:spacing w:after="0" w:line="252"/>
+            </w:pPr>
             <w:r>
               <w:rPr>
                 <w:rFonts w:ascii="Prompt" w:cs="Prompt" w:eastAsia="Prompt" w:hAnsi="Prompt"/>
@@ -562,7 +734,7 @@
         </w:tc>
         <w:tc>
           <w:tcPr>
-            <w:tcW w:type="dxa" w:w="2340"/>
+            <w:tcW w:type="dxa" w:w="2367"/>
             <w:tcBorders>
               <w:top w:val="single" w:color="C9D3E0" w:sz="1"/>
               <w:left w:val="single" w:color="C9D3E0" w:sz="1"/>
@@ -572,12 +744,16 @@
             <w:shd w:fill="1F3864" w:val="clear"/>
             <w:tcMar>
               <w:top w:type="dxa" w:w="40"/>
-              <w:left w:type="dxa" w:w="80"/>
+              <w:left w:type="dxa" w:w="90"/>
               <w:bottom w:type="dxa" w:w="40"/>
-              <w:right w:type="dxa" w:w="80"/>
+              <w:right w:type="dxa" w:w="90"/>
             </w:tcMar>
+            <w:vAlign w:val="center"/>
           </w:tcPr>
           <w:p>
+            <w:pPr>
+              <w:spacing w:after="0" w:line="252"/>
+            </w:pPr>
             <w:r>
               <w:rPr>
                 <w:rFonts w:ascii="Prompt" w:cs="Prompt" w:eastAsia="Prompt" w:hAnsi="Prompt"/>
@@ -593,7 +769,7 @@
         </w:tc>
         <w:tc>
           <w:tcPr>
-            <w:tcW w:type="dxa" w:w="2340"/>
+            <w:tcW w:type="dxa" w:w="2367"/>
             <w:tcBorders>
               <w:top w:val="single" w:color="C9D3E0" w:sz="1"/>
               <w:left w:val="single" w:color="C9D3E0" w:sz="1"/>
@@ -603,12 +779,16 @@
             <w:shd w:fill="1F3864" w:val="clear"/>
             <w:tcMar>
               <w:top w:type="dxa" w:w="40"/>
-              <w:left w:type="dxa" w:w="80"/>
+              <w:left w:type="dxa" w:w="90"/>
               <w:bottom w:type="dxa" w:w="40"/>
-              <w:right w:type="dxa" w:w="80"/>
+              <w:right w:type="dxa" w:w="90"/>
             </w:tcMar>
+            <w:vAlign w:val="center"/>
           </w:tcPr>
           <w:p>
+            <w:pPr>
+              <w:spacing w:after="0" w:line="252"/>
+            </w:pPr>
             <w:r>
               <w:rPr>
                 <w:rFonts w:ascii="Prompt" w:cs="Prompt" w:eastAsia="Prompt" w:hAnsi="Prompt"/>
@@ -624,7 +804,7 @@
         </w:tc>
         <w:tc>
           <w:tcPr>
-            <w:tcW w:type="dxa" w:w="2340"/>
+            <w:tcW w:type="dxa" w:w="2367"/>
             <w:tcBorders>
               <w:top w:val="single" w:color="C9D3E0" w:sz="1"/>
               <w:left w:val="single" w:color="C9D3E0" w:sz="1"/>
@@ -634,12 +814,16 @@
             <w:shd w:fill="1F3864" w:val="clear"/>
             <w:tcMar>
               <w:top w:type="dxa" w:w="40"/>
-              <w:left w:type="dxa" w:w="80"/>
+              <w:left w:type="dxa" w:w="90"/>
               <w:bottom w:type="dxa" w:w="40"/>
-              <w:right w:type="dxa" w:w="80"/>
+              <w:right w:type="dxa" w:w="90"/>
             </w:tcMar>
+            <w:vAlign w:val="center"/>
           </w:tcPr>
           <w:p>
+            <w:pPr>
+              <w:spacing w:after="0" w:line="252"/>
+            </w:pPr>
             <w:r>
               <w:rPr>
                 <w:rFonts w:ascii="Prompt" w:cs="Prompt" w:eastAsia="Prompt" w:hAnsi="Prompt"/>
@@ -657,7 +841,7 @@
       <w:tr>
         <w:tc>
           <w:tcPr>
-            <w:tcW w:type="dxa" w:w="2340"/>
+            <w:tcW w:type="dxa" w:w="2367"/>
             <w:tcBorders>
               <w:top w:val="single" w:color="C9D3E0" w:sz="1"/>
               <w:left w:val="single" w:color="C9D3E0" w:sz="1"/>
@@ -667,15 +851,20 @@
             <w:shd w:fill="FFFFFF" w:val="clear"/>
             <w:tcMar>
               <w:top w:type="dxa" w:w="40"/>
-              <w:left w:type="dxa" w:w="80"/>
+              <w:left w:type="dxa" w:w="90"/>
               <w:bottom w:type="dxa" w:w="40"/>
-              <w:right w:type="dxa" w:w="80"/>
+              <w:right w:type="dxa" w:w="90"/>
             </w:tcMar>
+            <w:vAlign w:val="center"/>
           </w:tcPr>
           <w:p>
+            <w:pPr>
+              <w:spacing w:after="0" w:line="252"/>
+            </w:pPr>
             <w:r>
               <w:rPr>
                 <w:rFonts w:ascii="Prompt" w:cs="Prompt" w:eastAsia="Prompt" w:hAnsi="Prompt"/>
+                <w:color w:val="1A1A1A"/>
                 <w:sz w:val="18"/>
                 <w:szCs w:val="18"/>
               </w:rPr>
@@ -685,7 +874,7 @@
         </w:tc>
         <w:tc>
           <w:tcPr>
-            <w:tcW w:type="dxa" w:w="2340"/>
+            <w:tcW w:type="dxa" w:w="2367"/>
             <w:tcBorders>
               <w:top w:val="single" w:color="C9D3E0" w:sz="1"/>
               <w:left w:val="single" w:color="C9D3E0" w:sz="1"/>
@@ -695,15 +884,20 @@
             <w:shd w:fill="FFFFFF" w:val="clear"/>
             <w:tcMar>
               <w:top w:type="dxa" w:w="40"/>
-              <w:left w:type="dxa" w:w="80"/>
+              <w:left w:type="dxa" w:w="90"/>
               <w:bottom w:type="dxa" w:w="40"/>
-              <w:right w:type="dxa" w:w="80"/>
+              <w:right w:type="dxa" w:w="90"/>
             </w:tcMar>
+            <w:vAlign w:val="center"/>
           </w:tcPr>
           <w:p>
+            <w:pPr>
+              <w:spacing w:after="0" w:line="252"/>
+            </w:pPr>
             <w:r>
               <w:rPr>
                 <w:rFonts w:ascii="Prompt" w:cs="Prompt" w:eastAsia="Prompt" w:hAnsi="Prompt"/>
+                <w:color w:val="1A1A1A"/>
                 <w:sz w:val="18"/>
                 <w:szCs w:val="18"/>
               </w:rPr>
@@ -713,7 +907,7 @@
         </w:tc>
         <w:tc>
           <w:tcPr>
-            <w:tcW w:type="dxa" w:w="2340"/>
+            <w:tcW w:type="dxa" w:w="2367"/>
             <w:tcBorders>
               <w:top w:val="single" w:color="C9D3E0" w:sz="1"/>
               <w:left w:val="single" w:color="C9D3E0" w:sz="1"/>
@@ -723,15 +917,20 @@
             <w:shd w:fill="FFFFFF" w:val="clear"/>
             <w:tcMar>
               <w:top w:type="dxa" w:w="40"/>
-              <w:left w:type="dxa" w:w="80"/>
+              <w:left w:type="dxa" w:w="90"/>
               <w:bottom w:type="dxa" w:w="40"/>
-              <w:right w:type="dxa" w:w="80"/>
+              <w:right w:type="dxa" w:w="90"/>
             </w:tcMar>
+            <w:vAlign w:val="center"/>
           </w:tcPr>
           <w:p>
+            <w:pPr>
+              <w:spacing w:after="0" w:line="252"/>
+            </w:pPr>
             <w:r>
               <w:rPr>
                 <w:rFonts w:ascii="Prompt" w:cs="Prompt" w:eastAsia="Prompt" w:hAnsi="Prompt"/>
+                <w:color w:val="1A1A1A"/>
                 <w:sz w:val="18"/>
                 <w:szCs w:val="18"/>
               </w:rPr>
@@ -741,7 +940,7 @@
         </w:tc>
         <w:tc>
           <w:tcPr>
-            <w:tcW w:type="dxa" w:w="2340"/>
+            <w:tcW w:type="dxa" w:w="2367"/>
             <w:tcBorders>
               <w:top w:val="single" w:color="C9D3E0" w:sz="1"/>
               <w:left w:val="single" w:color="C9D3E0" w:sz="1"/>
@@ -751,15 +950,20 @@
             <w:shd w:fill="FFFFFF" w:val="clear"/>
             <w:tcMar>
               <w:top w:type="dxa" w:w="40"/>
-              <w:left w:type="dxa" w:w="80"/>
+              <w:left w:type="dxa" w:w="90"/>
               <w:bottom w:type="dxa" w:w="40"/>
-              <w:right w:type="dxa" w:w="80"/>
+              <w:right w:type="dxa" w:w="90"/>
             </w:tcMar>
+            <w:vAlign w:val="center"/>
           </w:tcPr>
           <w:p>
+            <w:pPr>
+              <w:spacing w:after="0" w:line="252"/>
+            </w:pPr>
             <w:r>
               <w:rPr>
                 <w:rFonts w:ascii="Prompt" w:cs="Prompt" w:eastAsia="Prompt" w:hAnsi="Prompt"/>
+                <w:color w:val="1A1A1A"/>
                 <w:sz w:val="18"/>
                 <w:szCs w:val="18"/>
               </w:rPr>
@@ -771,7 +975,7 @@
     </w:tbl>
     <w:p>
       <w:pPr>
-        <w:spacing w:after="80"/>
+        <w:spacing w:after="100"/>
       </w:pPr>
       <w:r>
         <w:t xml:space="preserve"/>
@@ -780,8 +984,9 @@
     <w:p>
       <w:pPr>
         <w:pBdr>
-          <w:bottom w:val="single" w:color="CCCCCC" w:sz="6" w:space="1"/>
+          <w:bottom w:val="single" w:color="C9D3E0" w:sz="4" w:space="1"/>
         </w:pBdr>
+        <w:spacing w:after="60"/>
       </w:pPr>
       <w:r>
         <w:t xml:space="preserve"/>
@@ -790,17 +995,19 @@
     <w:p>
       <w:pPr>
         <w:pStyle w:val="Heading2"/>
-      </w:pPr>
-      <w:r>
-        <w:rPr>
-          <w:rFonts w:ascii="Prompt" w:cs="Prompt" w:eastAsia="Prompt" w:hAnsi="Prompt"/>
+        <w:spacing w:after="120" w:before="220"/>
+      </w:pPr>
+      <w:r>
+        <w:rPr>
+          <w:rFonts w:ascii="Prompt" w:cs="Prompt" w:eastAsia="Prompt" w:hAnsi="Prompt"/>
+          <w:color w:val="0C447C"/>
         </w:rPr>
         <w:t xml:space="preserve">SOP-01 — กระบวนการใบสั่งขาย (Sales Order Lifecycle)</w:t>
       </w:r>
     </w:p>
     <w:p>
       <w:pPr>
-        <w:spacing w:after="80"/>
+        <w:spacing w:after="80" w:line="276"/>
       </w:pPr>
       <w:r>
         <w:rPr>
@@ -819,7 +1026,7 @@
     </w:p>
     <w:p>
       <w:pPr>
-        <w:spacing w:after="80"/>
+        <w:spacing w:after="80" w:line="276"/>
       </w:pPr>
       <w:r>
         <w:rPr>
@@ -838,7 +1045,7 @@
     </w:p>
     <w:p>
       <w:pPr>
-        <w:spacing w:after="80"/>
+        <w:spacing w:after="80" w:line="276"/>
       </w:pPr>
       <w:r>
         <w:rPr>
@@ -857,7 +1064,7 @@
     </w:p>
     <w:p>
       <w:pPr>
-        <w:spacing w:after="80"/>
+        <w:spacing w:after="80" w:line="276"/>
       </w:pPr>
       <w:r>
         <w:rPr>
@@ -875,6 +1082,7 @@
           <w:ilvl w:val="0"/>
           <w:numId w:val="2"/>
         </w:numPr>
+        <w:spacing w:after="30"/>
       </w:pPr>
       <w:r>
         <w:rPr>
@@ -912,6 +1120,7 @@
           <w:ilvl w:val="0"/>
           <w:numId w:val="2"/>
         </w:numPr>
+        <w:spacing w:after="30"/>
       </w:pPr>
       <w:r>
         <w:rPr>
@@ -935,6 +1144,7 @@
           <w:ilvl w:val="0"/>
           <w:numId w:val="2"/>
         </w:numPr>
+        <w:spacing w:after="30"/>
       </w:pPr>
       <w:r>
         <w:rPr>
@@ -986,6 +1196,7 @@
           <w:ilvl w:val="0"/>
           <w:numId w:val="2"/>
         </w:numPr>
+        <w:spacing w:after="30"/>
       </w:pPr>
       <w:r>
         <w:rPr>
@@ -1023,6 +1234,7 @@
           <w:ilvl w:val="0"/>
           <w:numId w:val="2"/>
         </w:numPr>
+        <w:spacing w:after="30"/>
       </w:pPr>
       <w:r>
         <w:rPr>
@@ -1054,6 +1266,7 @@
           <w:ilvl w:val="0"/>
           <w:numId w:val="2"/>
         </w:numPr>
+        <w:spacing w:after="30"/>
       </w:pPr>
       <w:r>
         <w:rPr>
@@ -1064,7 +1277,7 @@
     </w:p>
     <w:p>
       <w:pPr>
-        <w:spacing w:after="80"/>
+        <w:spacing w:after="80" w:line="276"/>
       </w:pPr>
       <w:r>
         <w:rPr>
@@ -1083,7 +1296,7 @@
     </w:p>
     <w:p>
       <w:pPr>
-        <w:spacing w:after="80"/>
+        <w:spacing w:after="80" w:line="276"/>
       </w:pPr>
       <w:r>
         <w:rPr>
@@ -1103,8 +1316,9 @@
     <w:p>
       <w:pPr>
         <w:pBdr>
-          <w:bottom w:val="single" w:color="CCCCCC" w:sz="6" w:space="1"/>
+          <w:bottom w:val="single" w:color="C9D3E0" w:sz="4" w:space="1"/>
         </w:pBdr>
+        <w:spacing w:after="60"/>
       </w:pPr>
       <w:r>
         <w:t xml:space="preserve"/>
@@ -1113,17 +1327,19 @@
     <w:p>
       <w:pPr>
         <w:pStyle w:val="Heading2"/>
-      </w:pPr>
-      <w:r>
-        <w:rPr>
-          <w:rFonts w:ascii="Prompt" w:cs="Prompt" w:eastAsia="Prompt" w:hAnsi="Prompt"/>
+        <w:spacing w:after="120" w:before="220"/>
+      </w:pPr>
+      <w:r>
+        <w:rPr>
+          <w:rFonts w:ascii="Prompt" w:cs="Prompt" w:eastAsia="Prompt" w:hAnsi="Prompt"/>
+          <w:color w:val="0C447C"/>
         </w:rPr>
         <w:t xml:space="preserve">SOP-02 — การบริหารรีเบท (Rebate Management)</w:t>
       </w:r>
     </w:p>
     <w:p>
       <w:pPr>
-        <w:spacing w:after="80"/>
+        <w:spacing w:after="80" w:line="276"/>
       </w:pPr>
       <w:r>
         <w:rPr>
@@ -1142,7 +1358,7 @@
     </w:p>
     <w:p>
       <w:pPr>
-        <w:spacing w:after="80"/>
+        <w:spacing w:after="80" w:line="276"/>
       </w:pPr>
       <w:r>
         <w:rPr>
@@ -1161,7 +1377,7 @@
     </w:p>
     <w:p>
       <w:pPr>
-        <w:spacing w:after="80"/>
+        <w:spacing w:after="80" w:line="276"/>
       </w:pPr>
       <w:r>
         <w:rPr>
@@ -1179,6 +1395,7 @@
           <w:ilvl w:val="0"/>
           <w:numId w:val="2"/>
         </w:numPr>
+        <w:spacing w:after="30"/>
       </w:pPr>
       <w:r>
         <w:rPr>
@@ -1202,6 +1419,7 @@
           <w:ilvl w:val="0"/>
           <w:numId w:val="2"/>
         </w:numPr>
+        <w:spacing w:after="30"/>
       </w:pPr>
       <w:r>
         <w:rPr>
@@ -1231,6 +1449,7 @@
           <w:ilvl w:val="0"/>
           <w:numId w:val="2"/>
         </w:numPr>
+        <w:spacing w:after="30"/>
       </w:pPr>
       <w:r>
         <w:rPr>
@@ -1254,6 +1473,7 @@
           <w:ilvl w:val="0"/>
           <w:numId w:val="2"/>
         </w:numPr>
+        <w:spacing w:after="30"/>
       </w:pPr>
       <w:r>
         <w:rPr>
@@ -1277,6 +1497,7 @@
           <w:ilvl w:val="0"/>
           <w:numId w:val="2"/>
         </w:numPr>
+        <w:spacing w:after="30"/>
       </w:pPr>
       <w:r>
         <w:rPr>
@@ -1301,7 +1522,7 @@
     </w:p>
     <w:p>
       <w:pPr>
-        <w:spacing w:after="80"/>
+        <w:spacing w:after="80" w:line="276"/>
       </w:pPr>
       <w:r>
         <w:rPr>
@@ -1320,7 +1541,7 @@
     </w:p>
     <w:p>
       <w:pPr>
-        <w:spacing w:after="80"/>
+        <w:spacing w:after="80" w:line="276"/>
       </w:pPr>
       <w:r>
         <w:rPr>
@@ -1340,8 +1561,9 @@
     <w:p>
       <w:pPr>
         <w:pBdr>
-          <w:bottom w:val="single" w:color="CCCCCC" w:sz="6" w:space="1"/>
+          <w:bottom w:val="single" w:color="C9D3E0" w:sz="4" w:space="1"/>
         </w:pBdr>
+        <w:spacing w:after="60"/>
       </w:pPr>
       <w:r>
         <w:t xml:space="preserve"/>
@@ -1350,17 +1572,19 @@
     <w:p>
       <w:pPr>
         <w:pStyle w:val="Heading2"/>
-      </w:pPr>
-      <w:r>
-        <w:rPr>
-          <w:rFonts w:ascii="Prompt" w:cs="Prompt" w:eastAsia="Prompt" w:hAnsi="Prompt"/>
+        <w:spacing w:after="120" w:before="220"/>
+      </w:pPr>
+      <w:r>
+        <w:rPr>
+          <w:rFonts w:ascii="Prompt" w:cs="Prompt" w:eastAsia="Prompt" w:hAnsi="Prompt"/>
+          <w:color w:val="0C447C"/>
         </w:rPr>
         <w:t xml:space="preserve">SOP-03 — การชั่งออกและส่งสินค้า (Weigh-out &amp; Shipping)</w:t>
       </w:r>
     </w:p>
     <w:p>
       <w:pPr>
-        <w:spacing w:after="80"/>
+        <w:spacing w:after="80" w:line="276"/>
       </w:pPr>
       <w:r>
         <w:rPr>
@@ -1379,7 +1603,7 @@
     </w:p>
     <w:p>
       <w:pPr>
-        <w:spacing w:after="80"/>
+        <w:spacing w:after="80" w:line="276"/>
       </w:pPr>
       <w:r>
         <w:rPr>
@@ -1398,7 +1622,7 @@
     </w:p>
     <w:p>
       <w:pPr>
-        <w:spacing w:after="80"/>
+        <w:spacing w:after="80" w:line="276"/>
       </w:pPr>
       <w:r>
         <w:rPr>
@@ -1416,6 +1640,7 @@
           <w:ilvl w:val="0"/>
           <w:numId w:val="2"/>
         </w:numPr>
+        <w:spacing w:after="30"/>
       </w:pPr>
       <w:r>
         <w:rPr>
@@ -1431,6 +1656,7 @@
           <w:ilvl w:val="0"/>
           <w:numId w:val="2"/>
         </w:numPr>
+        <w:spacing w:after="30"/>
       </w:pPr>
       <w:r>
         <w:rPr>
@@ -1460,6 +1686,7 @@
           <w:ilvl w:val="0"/>
           <w:numId w:val="2"/>
         </w:numPr>
+        <w:spacing w:after="30"/>
       </w:pPr>
       <w:r>
         <w:rPr>
@@ -1483,6 +1710,7 @@
           <w:ilvl w:val="0"/>
           <w:numId w:val="2"/>
         </w:numPr>
+        <w:spacing w:after="30"/>
       </w:pPr>
       <w:r>
         <w:rPr>
@@ -1506,6 +1734,7 @@
           <w:ilvl w:val="0"/>
           <w:numId w:val="2"/>
         </w:numPr>
+        <w:spacing w:after="30"/>
       </w:pPr>
       <w:r>
         <w:rPr>
@@ -1544,7 +1773,7 @@
     </w:p>
     <w:p>
       <w:pPr>
-        <w:spacing w:after="80"/>
+        <w:spacing w:after="80" w:line="276"/>
       </w:pPr>
       <w:r>
         <w:rPr>
@@ -1563,7 +1792,7 @@
     </w:p>
     <w:p>
       <w:pPr>
-        <w:spacing w:after="80"/>
+        <w:spacing w:after="80" w:line="276"/>
       </w:pPr>
       <w:r>
         <w:rPr>
@@ -1583,8 +1812,9 @@
     <w:p>
       <w:pPr>
         <w:pBdr>
-          <w:bottom w:val="single" w:color="CCCCCC" w:sz="6" w:space="1"/>
+          <w:bottom w:val="single" w:color="C9D3E0" w:sz="4" w:space="1"/>
         </w:pBdr>
+        <w:spacing w:after="60"/>
       </w:pPr>
       <w:r>
         <w:t xml:space="preserve"/>
@@ -1593,17 +1823,19 @@
     <w:p>
       <w:pPr>
         <w:pStyle w:val="Heading2"/>
-      </w:pPr>
-      <w:r>
-        <w:rPr>
-          <w:rFonts w:ascii="Prompt" w:cs="Prompt" w:eastAsia="Prompt" w:hAnsi="Prompt"/>
+        <w:spacing w:after="120" w:before="220"/>
+      </w:pPr>
+      <w:r>
+        <w:rPr>
+          <w:rFonts w:ascii="Prompt" w:cs="Prompt" w:eastAsia="Prompt" w:hAnsi="Prompt"/>
+          <w:color w:val="0C447C"/>
         </w:rPr>
         <w:t xml:space="preserve">SOP-04 — การควบคุมเอกสาร (Document Control / Paper Trail)</w:t>
       </w:r>
     </w:p>
     <w:p>
       <w:pPr>
-        <w:spacing w:after="80"/>
+        <w:spacing w:after="80" w:line="276"/>
       </w:pPr>
       <w:r>
         <w:rPr>
@@ -1622,7 +1854,7 @@
     </w:p>
     <w:p>
       <w:pPr>
-        <w:spacing w:after="80"/>
+        <w:spacing w:after="80" w:line="276"/>
       </w:pPr>
       <w:r>
         <w:rPr>
@@ -1641,7 +1873,7 @@
     </w:p>
     <w:p>
       <w:pPr>
-        <w:spacing w:after="80"/>
+        <w:spacing w:after="80" w:line="276"/>
       </w:pPr>
       <w:r>
         <w:rPr>
@@ -1659,6 +1891,7 @@
           <w:ilvl w:val="0"/>
           <w:numId w:val="2"/>
         </w:numPr>
+        <w:spacing w:after="30"/>
       </w:pPr>
       <w:r>
         <w:rPr>
@@ -1674,6 +1907,7 @@
           <w:ilvl w:val="0"/>
           <w:numId w:val="2"/>
         </w:numPr>
+        <w:spacing w:after="30"/>
       </w:pPr>
       <w:r>
         <w:rPr>
@@ -1703,6 +1937,7 @@
           <w:ilvl w:val="0"/>
           <w:numId w:val="2"/>
         </w:numPr>
+        <w:spacing w:after="30"/>
       </w:pPr>
       <w:r>
         <w:rPr>
@@ -1718,6 +1953,7 @@
           <w:ilvl w:val="0"/>
           <w:numId w:val="2"/>
         </w:numPr>
+        <w:spacing w:after="30"/>
       </w:pPr>
       <w:r>
         <w:rPr>
@@ -1728,7 +1964,7 @@
     </w:p>
     <w:p>
       <w:pPr>
-        <w:spacing w:after="80"/>
+        <w:spacing w:after="80" w:line="276"/>
       </w:pPr>
       <w:r>
         <w:rPr>
@@ -1747,7 +1983,7 @@
     </w:p>
     <w:p>
       <w:pPr>
-        <w:spacing w:after="80"/>
+        <w:spacing w:after="80" w:line="276"/>
       </w:pPr>
       <w:r>
         <w:rPr>
@@ -1767,8 +2003,9 @@
     <w:p>
       <w:pPr>
         <w:pBdr>
-          <w:bottom w:val="single" w:color="CCCCCC" w:sz="6" w:space="1"/>
+          <w:bottom w:val="single" w:color="C9D3E0" w:sz="4" w:space="1"/>
         </w:pBdr>
+        <w:spacing w:after="60"/>
       </w:pPr>
       <w:r>
         <w:t xml:space="preserve"/>
@@ -1777,17 +2014,19 @@
     <w:p>
       <w:pPr>
         <w:pStyle w:val="Heading2"/>
-      </w:pPr>
-      <w:r>
-        <w:rPr>
-          <w:rFonts w:ascii="Prompt" w:cs="Prompt" w:eastAsia="Prompt" w:hAnsi="Prompt"/>
+        <w:spacing w:after="120" w:before="220"/>
+      </w:pPr>
+      <w:r>
+        <w:rPr>
+          <w:rFonts w:ascii="Prompt" w:cs="Prompt" w:eastAsia="Prompt" w:hAnsi="Prompt"/>
+          <w:color w:val="0C447C"/>
         </w:rPr>
         <w:t xml:space="preserve">SOP-05 — การขอ/อนุมัติปลดล็อก (Unlock Request)</w:t>
       </w:r>
     </w:p>
     <w:p>
       <w:pPr>
-        <w:spacing w:after="80"/>
+        <w:spacing w:after="80" w:line="276"/>
       </w:pPr>
       <w:r>
         <w:rPr>
@@ -1806,7 +2045,7 @@
     </w:p>
     <w:p>
       <w:pPr>
-        <w:spacing w:after="80"/>
+        <w:spacing w:after="80" w:line="276"/>
       </w:pPr>
       <w:r>
         <w:rPr>
@@ -1825,7 +2064,7 @@
     </w:p>
     <w:p>
       <w:pPr>
-        <w:spacing w:after="80"/>
+        <w:spacing w:after="80" w:line="276"/>
       </w:pPr>
       <w:r>
         <w:rPr>
@@ -1843,6 +2082,7 @@
           <w:ilvl w:val="0"/>
           <w:numId w:val="2"/>
         </w:numPr>
+        <w:spacing w:after="30"/>
       </w:pPr>
       <w:r>
         <w:rPr>
@@ -1858,6 +2098,7 @@
           <w:ilvl w:val="0"/>
           <w:numId w:val="2"/>
         </w:numPr>
+        <w:spacing w:after="30"/>
       </w:pPr>
       <w:r>
         <w:rPr>
@@ -1895,6 +2136,7 @@
           <w:ilvl w:val="0"/>
           <w:numId w:val="2"/>
         </w:numPr>
+        <w:spacing w:after="30"/>
       </w:pPr>
       <w:r>
         <w:rPr>
@@ -1919,7 +2161,7 @@
     </w:p>
     <w:p>
       <w:pPr>
-        <w:spacing w:after="80"/>
+        <w:spacing w:after="80" w:line="276"/>
       </w:pPr>
       <w:r>
         <w:rPr>
@@ -1938,7 +2180,7 @@
     </w:p>
     <w:p>
       <w:pPr>
-        <w:spacing w:after="80"/>
+        <w:spacing w:after="80" w:line="276"/>
       </w:pPr>
       <w:r>
         <w:rPr>
@@ -1958,8 +2200,9 @@
     <w:p>
       <w:pPr>
         <w:pBdr>
-          <w:bottom w:val="single" w:color="CCCCCC" w:sz="6" w:space="1"/>
+          <w:bottom w:val="single" w:color="C9D3E0" w:sz="4" w:space="1"/>
         </w:pBdr>
+        <w:spacing w:after="60"/>
       </w:pPr>
       <w:r>
         <w:t xml:space="preserve"/>
@@ -1968,17 +2211,19 @@
     <w:p>
       <w:pPr>
         <w:pStyle w:val="Heading2"/>
-      </w:pPr>
-      <w:r>
-        <w:rPr>
-          <w:rFonts w:ascii="Prompt" w:cs="Prompt" w:eastAsia="Prompt" w:hAnsi="Prompt"/>
+        <w:spacing w:after="120" w:before="220"/>
+      </w:pPr>
+      <w:r>
+        <w:rPr>
+          <w:rFonts w:ascii="Prompt" w:cs="Prompt" w:eastAsia="Prompt" w:hAnsi="Prompt"/>
+          <w:color w:val="0C447C"/>
         </w:rPr>
         <w:t xml:space="preserve">SOP-06 — ข้อมูลหลัก &amp; Price Book (Master Data)</w:t>
       </w:r>
     </w:p>
     <w:p>
       <w:pPr>
-        <w:spacing w:after="80"/>
+        <w:spacing w:after="80" w:line="276"/>
       </w:pPr>
       <w:r>
         <w:rPr>
@@ -1997,7 +2242,7 @@
     </w:p>
     <w:p>
       <w:pPr>
-        <w:spacing w:after="80"/>
+        <w:spacing w:after="80" w:line="276"/>
       </w:pPr>
       <w:r>
         <w:rPr>
@@ -2016,7 +2261,7 @@
     </w:p>
     <w:p>
       <w:pPr>
-        <w:spacing w:after="80"/>
+        <w:spacing w:after="80" w:line="276"/>
       </w:pPr>
       <w:r>
         <w:rPr>
@@ -2034,6 +2279,7 @@
           <w:ilvl w:val="0"/>
           <w:numId w:val="2"/>
         </w:numPr>
+        <w:spacing w:after="30"/>
       </w:pPr>
       <w:r>
         <w:rPr>
@@ -2063,6 +2309,7 @@
           <w:ilvl w:val="0"/>
           <w:numId w:val="2"/>
         </w:numPr>
+        <w:spacing w:after="30"/>
       </w:pPr>
       <w:r>
         <w:rPr>
@@ -2092,6 +2339,7 @@
           <w:ilvl w:val="0"/>
           <w:numId w:val="2"/>
         </w:numPr>
+        <w:spacing w:after="30"/>
       </w:pPr>
       <w:r>
         <w:rPr>
@@ -2102,7 +2350,7 @@
     </w:p>
     <w:p>
       <w:pPr>
-        <w:spacing w:after="80"/>
+        <w:spacing w:after="80" w:line="276"/>
       </w:pPr>
       <w:r>
         <w:rPr>
@@ -2121,7 +2369,7 @@
     </w:p>
     <w:p>
       <w:pPr>
-        <w:spacing w:after="80"/>
+        <w:spacing w:after="80" w:line="276"/>
       </w:pPr>
       <w:r>
         <w:rPr>
@@ -2141,8 +2389,9 @@
     <w:p>
       <w:pPr>
         <w:pBdr>
-          <w:bottom w:val="single" w:color="CCCCCC" w:sz="6" w:space="1"/>
+          <w:bottom w:val="single" w:color="C9D3E0" w:sz="4" w:space="1"/>
         </w:pBdr>
+        <w:spacing w:after="60"/>
       </w:pPr>
       <w:r>
         <w:t xml:space="preserve"/>
@@ -2151,17 +2400,19 @@
     <w:p>
       <w:pPr>
         <w:pStyle w:val="Heading2"/>
-      </w:pPr>
-      <w:r>
-        <w:rPr>
-          <w:rFonts w:ascii="Prompt" w:cs="Prompt" w:eastAsia="Prompt" w:hAnsi="Prompt"/>
+        <w:spacing w:after="120" w:before="220"/>
+      </w:pPr>
+      <w:r>
+        <w:rPr>
+          <w:rFonts w:ascii="Prompt" w:cs="Prompt" w:eastAsia="Prompt" w:hAnsi="Prompt"/>
+          <w:color w:val="0C447C"/>
         </w:rPr>
         <w:t xml:space="preserve">SOP-07 — ฐานข้อมูล &amp; การ Deploy (IT Operations)</w:t>
       </w:r>
     </w:p>
     <w:p>
       <w:pPr>
-        <w:spacing w:after="80"/>
+        <w:spacing w:after="80" w:line="276"/>
       </w:pPr>
       <w:r>
         <w:rPr>
@@ -2180,7 +2431,7 @@
     </w:p>
     <w:p>
       <w:pPr>
-        <w:spacing w:after="80"/>
+        <w:spacing w:after="80" w:line="276"/>
       </w:pPr>
       <w:r>
         <w:rPr>
@@ -2199,7 +2450,7 @@
     </w:p>
     <w:p>
       <w:pPr>
-        <w:spacing w:after="80"/>
+        <w:spacing w:after="80" w:line="276"/>
       </w:pPr>
       <w:r>
         <w:rPr>
@@ -2217,6 +2468,7 @@
           <w:ilvl w:val="0"/>
           <w:numId w:val="2"/>
         </w:numPr>
+        <w:spacing w:after="30"/>
       </w:pPr>
       <w:r>
         <w:rPr>
@@ -2240,6 +2492,7 @@
           <w:ilvl w:val="0"/>
           <w:numId w:val="2"/>
         </w:numPr>
+        <w:spacing w:after="30"/>
       </w:pPr>
       <w:r>
         <w:rPr>
@@ -2263,6 +2516,7 @@
           <w:ilvl w:val="0"/>
           <w:numId w:val="2"/>
         </w:numPr>
+        <w:spacing w:after="30"/>
       </w:pPr>
       <w:r>
         <w:rPr>
@@ -2286,6 +2540,7 @@
           <w:ilvl w:val="0"/>
           <w:numId w:val="2"/>
         </w:numPr>
+        <w:spacing w:after="30"/>
       </w:pPr>
       <w:r>
         <w:rPr>
@@ -2309,6 +2564,7 @@
           <w:ilvl w:val="0"/>
           <w:numId w:val="2"/>
         </w:numPr>
+        <w:spacing w:after="30"/>
       </w:pPr>
       <w:r>
         <w:rPr>
@@ -2327,7 +2583,7 @@
     </w:p>
     <w:p>
       <w:pPr>
-        <w:spacing w:after="80"/>
+        <w:spacing w:after="80" w:line="276"/>
       </w:pPr>
       <w:r>
         <w:rPr>
@@ -2346,7 +2602,7 @@
     </w:p>
     <w:p>
       <w:pPr>
-        <w:spacing w:after="80"/>
+        <w:spacing w:after="80" w:line="276"/>
       </w:pPr>
       <w:r>
         <w:rPr>
@@ -2366,8 +2622,9 @@
     <w:p>
       <w:pPr>
         <w:pBdr>
-          <w:bottom w:val="single" w:color="CCCCCC" w:sz="6" w:space="1"/>
+          <w:bottom w:val="single" w:color="C9D3E0" w:sz="4" w:space="1"/>
         </w:pBdr>
+        <w:spacing w:after="60"/>
       </w:pPr>
       <w:r>
         <w:t xml:space="preserve"/>
@@ -2376,17 +2633,19 @@
     <w:p>
       <w:pPr>
         <w:pStyle w:val="Heading2"/>
-      </w:pPr>
-      <w:r>
-        <w:rPr>
-          <w:rFonts w:ascii="Prompt" w:cs="Prompt" w:eastAsia="Prompt" w:hAnsi="Prompt"/>
+        <w:spacing w:after="120" w:before="220"/>
+      </w:pPr>
+      <w:r>
+        <w:rPr>
+          <w:rFonts w:ascii="Prompt" w:cs="Prompt" w:eastAsia="Prompt" w:hAnsi="Prompt"/>
+          <w:color w:val="0C447C"/>
         </w:rPr>
         <w:t xml:space="preserve">SOP-08 — ผู้ใช้และสิทธิ์ (User &amp; Access Management)</w:t>
       </w:r>
     </w:p>
     <w:p>
       <w:pPr>
-        <w:spacing w:after="80"/>
+        <w:spacing w:after="80" w:line="276"/>
       </w:pPr>
       <w:r>
         <w:rPr>
@@ -2405,7 +2664,7 @@
     </w:p>
     <w:p>
       <w:pPr>
-        <w:spacing w:after="80"/>
+        <w:spacing w:after="80" w:line="276"/>
       </w:pPr>
       <w:r>
         <w:rPr>
@@ -2424,7 +2683,7 @@
     </w:p>
     <w:p>
       <w:pPr>
-        <w:spacing w:after="80"/>
+        <w:spacing w:after="80" w:line="276"/>
       </w:pPr>
       <w:r>
         <w:rPr>
@@ -2442,6 +2701,7 @@
           <w:ilvl w:val="0"/>
           <w:numId w:val="2"/>
         </w:numPr>
+        <w:spacing w:after="30"/>
       </w:pPr>
       <w:r>
         <w:rPr>
@@ -2457,6 +2717,7 @@
           <w:ilvl w:val="0"/>
           <w:numId w:val="2"/>
         </w:numPr>
+        <w:spacing w:after="30"/>
       </w:pPr>
       <w:r>
         <w:rPr>
@@ -2472,6 +2733,7 @@
           <w:ilvl w:val="0"/>
           <w:numId w:val="2"/>
         </w:numPr>
+        <w:spacing w:after="30"/>
       </w:pPr>
       <w:r>
         <w:rPr>
@@ -2482,7 +2744,7 @@
     </w:p>
     <w:p>
       <w:pPr>
-        <w:spacing w:after="80"/>
+        <w:spacing w:after="80" w:line="276"/>
       </w:pPr>
       <w:r>
         <w:rPr>
@@ -2501,7 +2763,7 @@
     </w:p>
     <w:p>
       <w:pPr>
-        <w:spacing w:after="80"/>
+        <w:spacing w:after="80" w:line="276"/>
       </w:pPr>
       <w:r>
         <w:rPr>
@@ -2521,8 +2783,9 @@
     <w:p>
       <w:pPr>
         <w:pBdr>
-          <w:bottom w:val="single" w:color="CCCCCC" w:sz="6" w:space="1"/>
+          <w:bottom w:val="single" w:color="C9D3E0" w:sz="4" w:space="1"/>
         </w:pBdr>
+        <w:spacing w:after="60"/>
       </w:pPr>
       <w:r>
         <w:t xml:space="preserve"/>
@@ -2531,10 +2794,12 @@
     <w:p>
       <w:pPr>
         <w:pStyle w:val="Heading2"/>
-      </w:pPr>
-      <w:r>
-        <w:rPr>
-          <w:rFonts w:ascii="Prompt" w:cs="Prompt" w:eastAsia="Prompt" w:hAnsi="Prompt"/>
+        <w:spacing w:after="120" w:before="220"/>
+      </w:pPr>
+      <w:r>
+        <w:rPr>
+          <w:rFonts w:ascii="Prompt" w:cs="Prompt" w:eastAsia="Prompt" w:hAnsi="Prompt"/>
+          <w:color w:val="0C447C"/>
         </w:rPr>
         <w:t xml:space="preserve">เอกสารอ้างอิง (References)</w:t>
       </w:r>
@@ -2546,6 +2811,7 @@
           <w:ilvl w:val="0"/>
           <w:numId w:val="3"/>
         </w:numPr>
+        <w:spacing w:after="30"/>
       </w:pPr>
       <w:r>
         <w:rPr>
@@ -2561,6 +2827,7 @@
           <w:ilvl w:val="0"/>
           <w:numId w:val="3"/>
         </w:numPr>
+        <w:spacing w:after="30"/>
       </w:pPr>
       <w:r>
         <w:rPr>
@@ -2576,6 +2843,7 @@
           <w:ilvl w:val="0"/>
           <w:numId w:val="3"/>
         </w:numPr>
+        <w:spacing w:after="30"/>
       </w:pPr>
       <w:r>
         <w:rPr>
@@ -2591,6 +2859,7 @@
           <w:ilvl w:val="0"/>
           <w:numId w:val="3"/>
         </w:numPr>
+        <w:spacing w:after="30"/>
       </w:pPr>
       <w:r>
         <w:rPr>
@@ -2606,6 +2875,7 @@
           <w:ilvl w:val="0"/>
           <w:numId w:val="3"/>
         </w:numPr>
+        <w:spacing w:after="30"/>
       </w:pPr>
       <w:r>
         <w:rPr>
@@ -2615,8 +2885,10 @@
       </w:r>
     </w:p>
     <w:sectPr>
-      <w:pgSz w:w="12240" w:h="15840" w:orient="portrait"/>
-      <w:pgMar w:top="1440" w:right="1080" w:bottom="1440" w:left="1080" w:header="708" w:footer="708" w:gutter="0"/>
+      <w:headerReference w:type="default" r:id="rId7"/>
+      <w:footerReference w:type="default" r:id="rId8"/>
+      <w:pgSz w:w="11906" w:h="16838" w:orient="portrait"/>
+      <w:pgMar w:top="1200" w:right="1080" w:bottom="1200" w:left="1080" w:header="708" w:footer="708" w:gutter="0"/>
       <w:pgNumType/>
       <w:docGrid w:linePitch="360"/>
     </w:sectPr>
@@ -2665,6 +2937,46 @@
 </w:endnotes>
 </file>
 
+<file path=word/footer1.xml><?xml version="1.0" encoding="utf-8"?>
+<w:ftr xmlns:wpc="http://schemas.microsoft.com/office/word/2010/wordprocessingCanvas" xmlns:mc="http://schemas.openxmlformats.org/markup-compatibility/2006" xmlns:o="urn:schemas-microsoft-com:office:office" xmlns:r="http://schemas.openxmlformats.org/officeDocument/2006/relationships" xmlns:m="http://schemas.openxmlformats.org/officeDocument/2006/math" xmlns:v="urn:schemas-microsoft-com:vml" xmlns:wp14="http://schemas.microsoft.com/office/word/2010/wordprocessingDrawing" xmlns:wp="http://schemas.openxmlformats.org/drawingml/2006/wordprocessingDrawing" xmlns:w10="urn:schemas-microsoft-com:office:word" xmlns:w="http://schemas.openxmlformats.org/wordprocessingml/2006/main" xmlns:w14="http://schemas.microsoft.com/office/word/2010/wordml" xmlns:w15="http://schemas.microsoft.com/office/word/2012/wordml" xmlns:wpg="http://schemas.microsoft.com/office/word/2010/wordprocessingGroup" xmlns:wpi="http://schemas.microsoft.com/office/word/2010/wordprocessingInk" xmlns:wne="http://schemas.microsoft.com/office/word/2006/wordml" xmlns:wps="http://schemas.microsoft.com/office/word/2010/wordprocessingShape">
+  <w:p>
+    <w:pPr>
+      <w:pBdr>
+        <w:top w:val="single" w:color="C9D3E0" w:sz="4" w:space="4"/>
+      </w:pBdr>
+      <w:jc w:val="center"/>
+    </w:pPr>
+    <w:r>
+      <w:rPr>
+        <w:rFonts w:ascii="Prompt" w:cs="Prompt" w:eastAsia="Prompt" w:hAnsi="Prompt"/>
+        <w:color w:val="999999"/>
+        <w:sz w:val="14"/>
+        <w:szCs w:val="14"/>
+      </w:rPr>
+      <w:t xml:space="preserve">WS-Sale-App · v7.0 · </w:t>
+    </w:r>
+    <w:r>
+      <w:rPr>
+        <w:rFonts w:ascii="Prompt" w:cs="Prompt" w:eastAsia="Prompt" w:hAnsi="Prompt"/>
+        <w:color w:val="999999"/>
+        <w:sz w:val="14"/>
+        <w:szCs w:val="14"/>
+      </w:rPr>
+      <w:t xml:space="preserve">หน้า </w:t>
+      <w:fldChar w:fldCharType="begin"/>
+      <w:instrText xml:space="preserve">PAGE</w:instrText>
+      <w:fldChar w:fldCharType="separate"/>
+      <w:fldChar w:fldCharType="end"/>
+      <w:t xml:space="preserve"> / </w:t>
+      <w:fldChar w:fldCharType="begin"/>
+      <w:instrText xml:space="preserve">NUMPAGES</w:instrText>
+      <w:fldChar w:fldCharType="separate"/>
+      <w:fldChar w:fldCharType="end"/>
+    </w:r>
+  </w:p>
+</w:ftr>
+</file>
+
 <file path=word/footnotes.xml><?xml version="1.0" encoding="utf-8"?>
 <w:footnotes xmlns:wpc="http://schemas.microsoft.com/office/word/2010/wordprocessingCanvas" xmlns:mc="http://schemas.openxmlformats.org/markup-compatibility/2006" xmlns:o="urn:schemas-microsoft-com:office:office" xmlns:r="http://schemas.openxmlformats.org/officeDocument/2006/relationships" xmlns:m="http://schemas.openxmlformats.org/officeDocument/2006/math" xmlns:v="urn:schemas-microsoft-com:vml" xmlns:wp14="http://schemas.microsoft.com/office/word/2010/wordprocessingDrawing" xmlns:wp="http://schemas.openxmlformats.org/drawingml/2006/wordprocessingDrawing" xmlns:w10="urn:schemas-microsoft-com:office:word" xmlns:w="http://schemas.openxmlformats.org/wordprocessingml/2006/main" xmlns:w14="http://schemas.microsoft.com/office/word/2010/wordml" xmlns:w15="http://schemas.microsoft.com/office/word/2012/wordml" xmlns:wpg="http://schemas.microsoft.com/office/word/2010/wordprocessingGroup" xmlns:wpi="http://schemas.microsoft.com/office/word/2010/wordprocessingInk" xmlns:wne="http://schemas.microsoft.com/office/word/2006/wordml" xmlns:wps="http://schemas.microsoft.com/office/word/2010/wordprocessingShape" mc:Ignorable="w14 w15 wp14">
   <w:footnote w:type="separator" w:id="-1">
@@ -2700,6 +3012,39 @@
     </w:p>
   </w:footnote>
 </w:footnotes>
+</file>
+
+<file path=word/header1.xml><?xml version="1.0" encoding="utf-8"?>
+<w:hdr xmlns:wpc="http://schemas.microsoft.com/office/word/2010/wordprocessingCanvas" xmlns:mc="http://schemas.openxmlformats.org/markup-compatibility/2006" xmlns:o="urn:schemas-microsoft-com:office:office" xmlns:r="http://schemas.openxmlformats.org/officeDocument/2006/relationships" xmlns:m="http://schemas.openxmlformats.org/officeDocument/2006/math" xmlns:v="urn:schemas-microsoft-com:vml" xmlns:wp14="http://schemas.microsoft.com/office/word/2010/wordprocessingDrawing" xmlns:wp="http://schemas.openxmlformats.org/drawingml/2006/wordprocessingDrawing" xmlns:w10="urn:schemas-microsoft-com:office:word" xmlns:w="http://schemas.openxmlformats.org/wordprocessingml/2006/main" xmlns:w14="http://schemas.microsoft.com/office/word/2010/wordml" xmlns:w15="http://schemas.microsoft.com/office/word/2012/wordml" xmlns:wpg="http://schemas.microsoft.com/office/word/2010/wordprocessingGroup" xmlns:wpi="http://schemas.microsoft.com/office/word/2010/wordprocessingInk" xmlns:wne="http://schemas.microsoft.com/office/word/2006/wordml" xmlns:wps="http://schemas.microsoft.com/office/word/2010/wordprocessingShape" xmlns:cx="http://schemas.microsoft.com/office/drawing/2014/chartex" xmlns:cx1="http://schemas.microsoft.com/office/drawing/2015/9/8/chartex" xmlns:cx2="http://schemas.microsoft.com/office/drawing/2015/10/21/chartex" xmlns:cx3="http://schemas.microsoft.com/office/drawing/2016/5/9/chartex" xmlns:cx4="http://schemas.microsoft.com/office/drawing/2016/5/10/chartex" xmlns:cx5="http://schemas.microsoft.com/office/drawing/2016/5/11/chartex" xmlns:cx6="http://schemas.microsoft.com/office/drawing/2016/5/12/chartex" xmlns:cx7="http://schemas.microsoft.com/office/drawing/2016/5/13/chartex" xmlns:cx8="http://schemas.microsoft.com/office/drawing/2016/5/14/chartex" xmlns:w16cid="http://schemas.microsoft.com/office/word/2016/wordml/cid" xmlns:w16se="http://schemas.microsoft.com/office/word/2015/wordml/symex">
+  <w:p>
+    <w:pPr>
+      <w:pBdr>
+        <w:bottom w:val="single" w:color="0C447C" w:sz="4" w:space="4"/>
+      </w:pBdr>
+      <w:tabs>
+        <w:tab w:val="right" w:pos="9026"/>
+      </w:tabs>
+    </w:pPr>
+    <w:r>
+      <w:rPr>
+        <w:rFonts w:ascii="Prompt" w:cs="Prompt" w:eastAsia="Prompt" w:hAnsi="Prompt"/>
+        <w:color w:val="0C447C"/>
+        <w:sz w:val="14"/>
+        <w:szCs w:val="14"/>
+      </w:rPr>
+      <w:t xml:space="preserve">04 — ขั้นตอนปฏิบัติงานมาตรฐาน (Standard Operating Procedures</w:t>
+    </w:r>
+    <w:r>
+      <w:rPr>
+        <w:rFonts w:ascii="Prompt" w:cs="Prompt" w:eastAsia="Prompt" w:hAnsi="Prompt"/>
+        <w:color w:val="999999"/>
+        <w:sz w:val="14"/>
+        <w:szCs w:val="14"/>
+      </w:rPr>
+      <w:t xml:space="preserve">	World Fert · Confidential</w:t>
+    </w:r>
+  </w:p>
+</w:hdr>
 </file>
 
 <file path=word/numbering.xml><?xml version="1.0" encoding="utf-8"?>
@@ -2798,6 +3143,9 @@
       <w:pPr>
         <w:ind w:left="540" w:hanging="260"/>
       </w:pPr>
+      <w:rPr>
+        <w:color w:val="0C447C"/>
+      </w:rPr>
     </w:lvl>
   </w:abstractNum>
   <w:abstractNum w:abstractNumId="3" w15:restartNumberingAfterBreak="0">
@@ -2839,6 +3187,7 @@
     <w:rPrDefault>
       <w:rPr>
         <w:rFonts w:ascii="Prompt" w:cs="Prompt" w:eastAsia="Prompt" w:hAnsi="Prompt"/>
+        <w:color w:val="1A1A1A"/>
         <w:sz w:val="20"/>
         <w:szCs w:val="20"/>
       </w:rPr>
